--- a/AI_SQ_Grader_Python/Submission_Drafts/Caroline_Part2_Submission.docx
+++ b/AI_SQ_Grader_Python/Submission_Drafts/Caroline_Part2_Submission.docx
@@ -367,43 +367,43 @@
                 <w:rFonts w:ascii="Courier New" w:hAnsi="Courier New"/>
                 <w:sz w:val="15"/>
               </w:rPr>
-              <w:t># a corrected answer as text (typed or from a .txt file) or as an image. The answer is</w:t>
-            </w:r>
-          </w:p>
-          <w:p>
-            <w:pPr>
-              <w:spacing w:after="0" w:before="0"/>
-            </w:pPr>
-            <w:r>
-              <w:rPr>
-                <w:rFonts w:ascii="Courier New" w:hAnsi="Courier New"/>
-                <w:sz w:val="15"/>
-              </w:rPr>
-              <w:t># reassessed against the SAME marking points and rules stored in the GradingResult and the</w:t>
-            </w:r>
-          </w:p>
-          <w:p>
-            <w:pPr>
-              <w:spacing w:after="0" w:before="0"/>
-            </w:pPr>
-            <w:r>
-              <w:rPr>
-                <w:rFonts w:ascii="Courier New" w:hAnsi="Courier New"/>
-                <w:sz w:val="15"/>
-              </w:rPr>
-              <w:t># two attempts are compared. Returns one RegradeResult record; HasCorrection = FALSE when</w:t>
-            </w:r>
-          </w:p>
-          <w:p>
-            <w:pPr>
-              <w:spacing w:after="0" w:before="0"/>
-            </w:pPr>
-            <w:r>
-              <w:rPr>
-                <w:rFonts w:ascii="Courier New" w:hAnsi="Courier New"/>
-                <w:sz w:val="15"/>
-              </w:rPr>
-              <w:t># no correction is submitted.</w:t>
+              <w:t># a corrected answer as text (typed or from a .txt file) or as a photo of handwriting,</w:t>
+            </w:r>
+          </w:p>
+          <w:p>
+            <w:pPr>
+              <w:spacing w:after="0" w:before="0"/>
+            </w:pPr>
+            <w:r>
+              <w:rPr>
+                <w:rFonts w:ascii="Courier New" w:hAnsi="Courier New"/>
+                <w:sz w:val="15"/>
+              </w:rPr>
+              <w:t># which is read by the AI service. The answer is reassessed against the SAME marking points</w:t>
+            </w:r>
+          </w:p>
+          <w:p>
+            <w:pPr>
+              <w:spacing w:after="0" w:before="0"/>
+            </w:pPr>
+            <w:r>
+              <w:rPr>
+                <w:rFonts w:ascii="Courier New" w:hAnsi="Courier New"/>
+                <w:sz w:val="15"/>
+              </w:rPr>
+              <w:t># and rules stored in the GradingResult and the two attempts are compared. Returns one</w:t>
+            </w:r>
+          </w:p>
+          <w:p>
+            <w:pPr>
+              <w:spacing w:after="0" w:before="0"/>
+            </w:pPr>
+            <w:r>
+              <w:rPr>
+                <w:rFonts w:ascii="Courier New" w:hAnsi="Courier New"/>
+                <w:sz w:val="15"/>
+              </w:rPr>
+              <w:t># RegradeResult record; HasCorrection = FALSE when no correction is submitted.</w:t>
             </w:r>
           </w:p>
           <w:p>
@@ -439,7 +439,19 @@
                 <w:rFonts w:ascii="Courier New" w:hAnsi="Courier New"/>
                 <w:sz w:val="15"/>
               </w:rPr>
-              <w:t># Grading and Feedback Module (GradingFeedback.py, written by Kevin).</w:t>
+              <w:t># Grading and Feedback Module, and photos are read with TranscribeAnswerImage from the</w:t>
+            </w:r>
+          </w:p>
+          <w:p>
+            <w:pPr>
+              <w:spacing w:after="0" w:before="0"/>
+            </w:pPr>
+            <w:r>
+              <w:rPr>
+                <w:rFonts w:ascii="Courier New" w:hAnsi="Courier New"/>
+                <w:sz w:val="15"/>
+              </w:rPr>
+              <w:t># Document Processing Module (both written by Kevin); images are loaded by AIConnection.py (Fox).</w:t>
             </w:r>
           </w:p>
           <w:p>
@@ -497,6 +509,30 @@
                 <w:rFonts w:ascii="Courier New" w:hAnsi="Courier New"/>
                 <w:sz w:val="15"/>
               </w:rPr>
+              <w:t>import AIConnection        # Fox's module, loads the photo for the AI</w:t>
+            </w:r>
+          </w:p>
+          <w:p>
+            <w:pPr>
+              <w:spacing w:after="0" w:before="0"/>
+            </w:pPr>
+            <w:r>
+              <w:rPr>
+                <w:rFonts w:ascii="Courier New" w:hAnsi="Courier New"/>
+                <w:sz w:val="15"/>
+              </w:rPr>
+              <w:t>import DocumentProcessing  # Kevin's module, reads the handwriting in a photo</w:t>
+            </w:r>
+          </w:p>
+          <w:p>
+            <w:pPr>
+              <w:spacing w:after="0" w:before="0"/>
+            </w:pPr>
+            <w:r>
+              <w:rPr>
+                <w:rFonts w:ascii="Courier New" w:hAnsi="Courier New"/>
+                <w:sz w:val="15"/>
+              </w:rPr>
               <w:t>import GradingFeedback     # Kevin's module, used to mark the corrected answer</w:t>
             </w:r>
           </w:p>
@@ -544,7 +580,7 @@
                 <w:rFonts w:ascii="Courier New" w:hAnsi="Courier New"/>
                 <w:sz w:val="15"/>
               </w:rPr>
-              <w:t>ImageTypes = [".png", ".jpg", ".jpeg"]</w:t>
+              <w:t>ImageTypes = [".png", ".jpg", ".jpeg", ".webp"]</w:t>
             </w:r>
           </w:p>
           <w:p>
@@ -2096,6 +2132,364 @@
                 <w:rFonts w:ascii="Courier New" w:hAnsi="Courier New"/>
                 <w:sz w:val="15"/>
               </w:rPr>
+              <w:t>def ReadCorrectionPhoto(FileName, Question, Settings):</w:t>
+            </w:r>
+          </w:p>
+          <w:p>
+            <w:pPr>
+              <w:spacing w:after="0" w:before="0"/>
+            </w:pPr>
+            <w:r>
+              <w:rPr>
+                <w:rFonts w:ascii="Courier New" w:hAnsi="Courier New"/>
+                <w:sz w:val="15"/>
+              </w:rPr>
+              <w:t xml:space="preserve">    # Reads the handwriting in a photo of a corrected answer. Returns the text, or "" if it</w:t>
+            </w:r>
+          </w:p>
+          <w:p>
+            <w:pPr>
+              <w:spacing w:after="0" w:before="0"/>
+            </w:pPr>
+            <w:r>
+              <w:rPr>
+                <w:rFonts w:ascii="Courier New" w:hAnsi="Courier New"/>
+                <w:sz w:val="15"/>
+              </w:rPr>
+              <w:t xml:space="preserve">    # cannot be read with confidence (the correction is then flagged for review).</w:t>
+            </w:r>
+          </w:p>
+          <w:p>
+            <w:pPr>
+              <w:spacing w:after="0" w:before="0"/>
+            </w:pPr>
+            <w:r>
+              <w:rPr>
+                <w:rFonts w:ascii="Courier New" w:hAnsi="Courier New"/>
+                <w:sz w:val="15"/>
+              </w:rPr>
+              <w:t xml:space="preserve">    # DECLARE ImageURL, AnswerText : STRING</w:t>
+            </w:r>
+          </w:p>
+          <w:p>
+            <w:pPr>
+              <w:spacing w:after="0" w:before="0"/>
+            </w:pPr>
+            <w:r>
+              <w:rPr>
+                <w:rFonts w:ascii="Courier New" w:hAnsi="Courier New"/>
+                <w:sz w:val="15"/>
+              </w:rPr>
+              <w:t xml:space="preserve">    # DECLARE Rows : ARRAY OF ARRAY[0:3] OF STRING</w:t>
+            </w:r>
+          </w:p>
+          <w:p>
+            <w:pPr>
+              <w:spacing w:after="0" w:before="0"/>
+            </w:pPr>
+            <w:r>
+              <w:rPr>
+                <w:rFonts w:ascii="Courier New" w:hAnsi="Courier New"/>
+                <w:sz w:val="15"/>
+              </w:rPr>
+              <w:t xml:space="preserve">    # DECLARE Index : INTEGER</w:t>
+            </w:r>
+          </w:p>
+          <w:p>
+            <w:pPr>
+              <w:spacing w:after="0" w:before="0"/>
+            </w:pPr>
+            <w:r>
+              <w:rPr>
+                <w:rFonts w:ascii="Courier New" w:hAnsi="Courier New"/>
+                <w:sz w:val="15"/>
+              </w:rPr>
+              <w:t xml:space="preserve">    if AIConnection.IsOnline(Settings) == False:</w:t>
+            </w:r>
+          </w:p>
+          <w:p>
+            <w:pPr>
+              <w:spacing w:after="0" w:before="0"/>
+            </w:pPr>
+            <w:r>
+              <w:rPr>
+                <w:rFonts w:ascii="Courier New" w:hAnsi="Courier New"/>
+                <w:sz w:val="15"/>
+              </w:rPr>
+              <w:t xml:space="preserve">        print("Without an AI service the photo cannot be read, so the correction will be flagged for review.")</w:t>
+            </w:r>
+          </w:p>
+          <w:p>
+            <w:pPr>
+              <w:spacing w:after="0" w:before="0"/>
+            </w:pPr>
+            <w:r>
+              <w:rPr>
+                <w:rFonts w:ascii="Courier New" w:hAnsi="Courier New"/>
+                <w:sz w:val="15"/>
+              </w:rPr>
+              <w:t xml:space="preserve">        return ""</w:t>
+            </w:r>
+          </w:p>
+          <w:p>
+            <w:pPr>
+              <w:spacing w:after="0" w:before="0"/>
+            </w:pPr>
+            <w:r>
+              <w:rPr>
+                <w:rFonts w:ascii="Courier New" w:hAnsi="Courier New"/>
+                <w:sz w:val="15"/>
+              </w:rPr>
+              <w:t xml:space="preserve">    ImageURL = AIConnection.MakeImageURL(FileName)</w:t>
+            </w:r>
+          </w:p>
+          <w:p>
+            <w:pPr>
+              <w:spacing w:after="0" w:before="0"/>
+            </w:pPr>
+            <w:r>
+              <w:rPr>
+                <w:rFonts w:ascii="Courier New" w:hAnsi="Courier New"/>
+                <w:sz w:val="15"/>
+              </w:rPr>
+              <w:t xml:space="preserve">    if ImageURL == "":</w:t>
+            </w:r>
+          </w:p>
+          <w:p>
+            <w:pPr>
+              <w:spacing w:after="0" w:before="0"/>
+            </w:pPr>
+            <w:r>
+              <w:rPr>
+                <w:rFonts w:ascii="Courier New" w:hAnsi="Courier New"/>
+                <w:sz w:val="15"/>
+              </w:rPr>
+              <w:t xml:space="preserve">        return ""</w:t>
+            </w:r>
+          </w:p>
+          <w:p>
+            <w:pPr>
+              <w:spacing w:after="0" w:before="0"/>
+            </w:pPr>
+            <w:r>
+              <w:rPr>
+                <w:rFonts w:ascii="Courier New" w:hAnsi="Courier New"/>
+                <w:sz w:val="15"/>
+              </w:rPr>
+              <w:t xml:space="preserve">    print("Reading the handwriting in", os.path.basename(FileName), "...")</w:t>
+            </w:r>
+          </w:p>
+          <w:p>
+            <w:pPr>
+              <w:spacing w:after="0" w:before="0"/>
+            </w:pPr>
+            <w:r>
+              <w:rPr>
+                <w:rFonts w:ascii="Courier New" w:hAnsi="Courier New"/>
+                <w:sz w:val="15"/>
+              </w:rPr>
+              <w:t xml:space="preserve">    Rows = DocumentProcessing.TranscribeAnswerImage(ImageURL, FileName, [Question], Settings)</w:t>
+            </w:r>
+          </w:p>
+          <w:p>
+            <w:pPr>
+              <w:spacing w:after="0" w:before="0"/>
+            </w:pPr>
+            <w:r>
+              <w:rPr>
+                <w:rFonts w:ascii="Courier New" w:hAnsi="Courier New"/>
+                <w:sz w:val="15"/>
+              </w:rPr>
+              <w:t xml:space="preserve">    AnswerText = ""</w:t>
+            </w:r>
+          </w:p>
+          <w:p>
+            <w:pPr>
+              <w:spacing w:after="0" w:before="0"/>
+            </w:pPr>
+            <w:r>
+              <w:rPr>
+                <w:rFonts w:ascii="Courier New" w:hAnsi="Courier New"/>
+                <w:sz w:val="15"/>
+              </w:rPr>
+              <w:t xml:space="preserve">    for Index in range(0, len(Rows)):</w:t>
+            </w:r>
+          </w:p>
+          <w:p>
+            <w:pPr>
+              <w:spacing w:after="0" w:before="0"/>
+            </w:pPr>
+            <w:r>
+              <w:rPr>
+                <w:rFonts w:ascii="Courier New" w:hAnsi="Courier New"/>
+                <w:sz w:val="15"/>
+              </w:rPr>
+              <w:t xml:space="preserve">        if Rows[Index][3] == "failed" or Rows[Index][3] == "low":</w:t>
+            </w:r>
+          </w:p>
+          <w:p>
+            <w:pPr>
+              <w:spacing w:after="0" w:before="0"/>
+            </w:pPr>
+            <w:r>
+              <w:rPr>
+                <w:rFonts w:ascii="Courier New" w:hAnsi="Courier New"/>
+                <w:sz w:val="15"/>
+              </w:rPr>
+              <w:t xml:space="preserve">            print("The handwriting could not be read with confidence, so the correction will be flagged for review.")</w:t>
+            </w:r>
+          </w:p>
+          <w:p>
+            <w:pPr>
+              <w:spacing w:after="0" w:before="0"/>
+            </w:pPr>
+            <w:r>
+              <w:rPr>
+                <w:rFonts w:ascii="Courier New" w:hAnsi="Courier New"/>
+                <w:sz w:val="15"/>
+              </w:rPr>
+              <w:t xml:space="preserve">            return ""</w:t>
+            </w:r>
+          </w:p>
+          <w:p>
+            <w:pPr>
+              <w:spacing w:after="0" w:before="0"/>
+            </w:pPr>
+            <w:r>
+              <w:rPr>
+                <w:rFonts w:ascii="Courier New" w:hAnsi="Courier New"/>
+                <w:sz w:val="15"/>
+              </w:rPr>
+              <w:t xml:space="preserve">        if AnswerText == "":</w:t>
+            </w:r>
+          </w:p>
+          <w:p>
+            <w:pPr>
+              <w:spacing w:after="0" w:before="0"/>
+            </w:pPr>
+            <w:r>
+              <w:rPr>
+                <w:rFonts w:ascii="Courier New" w:hAnsi="Courier New"/>
+                <w:sz w:val="15"/>
+              </w:rPr>
+              <w:t xml:space="preserve">            AnswerText = Rows[Index][1]</w:t>
+            </w:r>
+          </w:p>
+          <w:p>
+            <w:pPr>
+              <w:spacing w:after="0" w:before="0"/>
+            </w:pPr>
+            <w:r>
+              <w:rPr>
+                <w:rFonts w:ascii="Courier New" w:hAnsi="Courier New"/>
+                <w:sz w:val="15"/>
+              </w:rPr>
+              <w:t xml:space="preserve">        else:</w:t>
+            </w:r>
+          </w:p>
+          <w:p>
+            <w:pPr>
+              <w:spacing w:after="0" w:before="0"/>
+            </w:pPr>
+            <w:r>
+              <w:rPr>
+                <w:rFonts w:ascii="Courier New" w:hAnsi="Courier New"/>
+                <w:sz w:val="15"/>
+              </w:rPr>
+              <w:t xml:space="preserve">            AnswerText = AnswerText + "\n" + Rows[Index][1]</w:t>
+            </w:r>
+          </w:p>
+          <w:p>
+            <w:pPr>
+              <w:spacing w:after="0" w:before="0"/>
+            </w:pPr>
+            <w:r>
+              <w:rPr>
+                <w:rFonts w:ascii="Courier New" w:hAnsi="Courier New"/>
+                <w:sz w:val="15"/>
+              </w:rPr>
+              <w:t xml:space="preserve">    if AnswerText == "":</w:t>
+            </w:r>
+          </w:p>
+          <w:p>
+            <w:pPr>
+              <w:spacing w:after="0" w:before="0"/>
+            </w:pPr>
+            <w:r>
+              <w:rPr>
+                <w:rFonts w:ascii="Courier New" w:hAnsi="Courier New"/>
+                <w:sz w:val="15"/>
+              </w:rPr>
+              <w:t xml:space="preserve">        print("No answer was found in the photo, so the correction will be flagged for review.")</w:t>
+            </w:r>
+          </w:p>
+          <w:p>
+            <w:pPr>
+              <w:spacing w:after="0" w:before="0"/>
+            </w:pPr>
+            <w:r>
+              <w:rPr>
+                <w:rFonts w:ascii="Courier New" w:hAnsi="Courier New"/>
+                <w:sz w:val="15"/>
+              </w:rPr>
+              <w:t xml:space="preserve">    else:</w:t>
+            </w:r>
+          </w:p>
+          <w:p>
+            <w:pPr>
+              <w:spacing w:after="0" w:before="0"/>
+            </w:pPr>
+            <w:r>
+              <w:rPr>
+                <w:rFonts w:ascii="Courier New" w:hAnsi="Courier New"/>
+                <w:sz w:val="15"/>
+              </w:rPr>
+              <w:t xml:space="preserve">        print("Read from the photo:", AnswerText)</w:t>
+            </w:r>
+          </w:p>
+          <w:p>
+            <w:pPr>
+              <w:spacing w:after="0" w:before="0"/>
+            </w:pPr>
+            <w:r>
+              <w:rPr>
+                <w:rFonts w:ascii="Courier New" w:hAnsi="Courier New"/>
+                <w:sz w:val="15"/>
+              </w:rPr>
+              <w:t xml:space="preserve">    return AnswerText</w:t>
+            </w:r>
+          </w:p>
+          <w:p>
+            <w:pPr>
+              <w:spacing w:after="0" w:before="0"/>
+            </w:pPr>
+            <w:r>
+              <w:rPr>
+                <w:rFonts w:ascii="Courier New" w:hAnsi="Courier New"/>
+                <w:sz w:val="15"/>
+              </w:rPr>
+            </w:r>
+          </w:p>
+          <w:p>
+            <w:pPr>
+              <w:spacing w:after="0" w:before="0"/>
+            </w:pPr>
+            <w:r>
+              <w:rPr>
+                <w:rFonts w:ascii="Courier New" w:hAnsi="Courier New"/>
+                <w:sz w:val="15"/>
+              </w:rPr>
+            </w:r>
+          </w:p>
+          <w:p>
+            <w:pPr>
+              <w:spacing w:after="0" w:before="0"/>
+            </w:pPr>
+            <w:r>
+              <w:rPr>
+                <w:rFonts w:ascii="Courier New" w:hAnsi="Courier New"/>
+                <w:sz w:val="15"/>
+              </w:rPr>
               <w:t>def CopyQuestionItem(Question, NewAnswerText, NewImageRef):</w:t>
             </w:r>
           </w:p>
@@ -2192,6 +2586,18 @@
                 <w:rFonts w:ascii="Courier New" w:hAnsi="Courier New"/>
                 <w:sz w:val="15"/>
               </w:rPr>
+              <w:t xml:space="preserve">    NewQuestion.QuestionText = Question.QuestionText</w:t>
+            </w:r>
+          </w:p>
+          <w:p>
+            <w:pPr>
+              <w:spacing w:after="0" w:before="0"/>
+            </w:pPr>
+            <w:r>
+              <w:rPr>
+                <w:rFonts w:ascii="Courier New" w:hAnsi="Courier New"/>
+                <w:sz w:val="15"/>
+              </w:rPr>
               <w:t xml:space="preserve">    NewQuestion.AnswerText = NewAnswerText</w:t>
             </w:r>
           </w:p>
@@ -2964,7 +3370,19 @@
                 <w:rFonts w:ascii="Courier New" w:hAnsi="Courier New"/>
                 <w:sz w:val="15"/>
               </w:rPr>
-              <w:t xml:space="preserve">    # a typed answer belongs to the selected question; an image cannot be read, so it is flagged</w:t>
+              <w:t xml:space="preserve">    # the corrected answer belongs to the selected question; a photo that could not be read</w:t>
+            </w:r>
+          </w:p>
+          <w:p>
+            <w:pPr>
+              <w:spacing w:after="0" w:before="0"/>
+            </w:pPr>
+            <w:r>
+              <w:rPr>
+                <w:rFonts w:ascii="Courier New" w:hAnsi="Courier New"/>
+                <w:sz w:val="15"/>
+              </w:rPr>
+              <w:t xml:space="preserve">    # (no text) is flagged for review</w:t>
             </w:r>
           </w:p>
           <w:p>
@@ -3858,6 +4276,18 @@
                 <w:rFonts w:ascii="Courier New" w:hAnsi="Courier New"/>
                 <w:sz w:val="15"/>
               </w:rPr>
+              <w:t xml:space="preserve">            NewAnswerText = ReadCorrectionPhoto(FileName, Grading.QuestionResults[QuestionIndex].Question, Settings)</w:t>
+            </w:r>
+          </w:p>
+          <w:p>
+            <w:pPr>
+              <w:spacing w:after="0" w:before="0"/>
+            </w:pPr>
+            <w:r>
+              <w:rPr>
+                <w:rFonts w:ascii="Courier New" w:hAnsi="Courier New"/>
+                <w:sz w:val="15"/>
+              </w:rPr>
               <w:t xml:space="preserve">        else:</w:t>
             </w:r>
           </w:p>
@@ -10680,6 +11110,364 @@
                 <w:rFonts w:ascii="Courier New" w:hAnsi="Courier New"/>
                 <w:sz w:val="15"/>
               </w:rPr>
+              <w:t>def DisplaySubjectAverages(Database):</w:t>
+            </w:r>
+          </w:p>
+          <w:p>
+            <w:pPr>
+              <w:spacing w:after="0" w:before="0"/>
+            </w:pPr>
+            <w:r>
+              <w:rPr>
+                <w:rFonts w:ascii="Courier New" w:hAnsi="Courier New"/>
+                <w:sz w:val="15"/>
+              </w:rPr>
+              <w:t xml:space="preserve">    # Outputs the average original score for each subject, so progress can be inspected</w:t>
+            </w:r>
+          </w:p>
+          <w:p>
+            <w:pPr>
+              <w:spacing w:after="0" w:before="0"/>
+            </w:pPr>
+            <w:r>
+              <w:rPr>
+                <w:rFonts w:ascii="Courier New" w:hAnsi="Courier New"/>
+                <w:sz w:val="15"/>
+              </w:rPr>
+              <w:t xml:space="preserve">    # by subject.</w:t>
+            </w:r>
+          </w:p>
+          <w:p>
+            <w:pPr>
+              <w:spacing w:after="0" w:before="0"/>
+            </w:pPr>
+            <w:r>
+              <w:rPr>
+                <w:rFonts w:ascii="Courier New" w:hAnsi="Courier New"/>
+                <w:sz w:val="15"/>
+              </w:rPr>
+              <w:t xml:space="preserve">    # DECLARE Subjects : ARRAY OF STRING</w:t>
+            </w:r>
+          </w:p>
+          <w:p>
+            <w:pPr>
+              <w:spacing w:after="0" w:before="0"/>
+            </w:pPr>
+            <w:r>
+              <w:rPr>
+                <w:rFonts w:ascii="Courier New" w:hAnsi="Courier New"/>
+                <w:sz w:val="15"/>
+              </w:rPr>
+              <w:t xml:space="preserve">    # DECLARE PercentTotals, PaperCounts : ARRAY OF INTEGER</w:t>
+            </w:r>
+          </w:p>
+          <w:p>
+            <w:pPr>
+              <w:spacing w:after="0" w:before="0"/>
+            </w:pPr>
+            <w:r>
+              <w:rPr>
+                <w:rFonts w:ascii="Courier New" w:hAnsi="Courier New"/>
+                <w:sz w:val="15"/>
+              </w:rPr>
+              <w:t xml:space="preserve">    # DECLARE Index, SubjectIndex, SearchIndex, Percent : INTEGER</w:t>
+            </w:r>
+          </w:p>
+          <w:p>
+            <w:pPr>
+              <w:spacing w:after="0" w:before="0"/>
+            </w:pPr>
+            <w:r>
+              <w:rPr>
+                <w:rFonts w:ascii="Courier New" w:hAnsi="Courier New"/>
+                <w:sz w:val="15"/>
+              </w:rPr>
+              <w:t xml:space="preserve">    Subjects = []</w:t>
+            </w:r>
+          </w:p>
+          <w:p>
+            <w:pPr>
+              <w:spacing w:after="0" w:before="0"/>
+            </w:pPr>
+            <w:r>
+              <w:rPr>
+                <w:rFonts w:ascii="Courier New" w:hAnsi="Courier New"/>
+                <w:sz w:val="15"/>
+              </w:rPr>
+              <w:t xml:space="preserve">    PercentTotals = []</w:t>
+            </w:r>
+          </w:p>
+          <w:p>
+            <w:pPr>
+              <w:spacing w:after="0" w:before="0"/>
+            </w:pPr>
+            <w:r>
+              <w:rPr>
+                <w:rFonts w:ascii="Courier New" w:hAnsi="Courier New"/>
+                <w:sz w:val="15"/>
+              </w:rPr>
+              <w:t xml:space="preserve">    PaperCounts = []</w:t>
+            </w:r>
+          </w:p>
+          <w:p>
+            <w:pPr>
+              <w:spacing w:after="0" w:before="0"/>
+            </w:pPr>
+            <w:r>
+              <w:rPr>
+                <w:rFonts w:ascii="Courier New" w:hAnsi="Courier New"/>
+                <w:sz w:val="15"/>
+              </w:rPr>
+              <w:t xml:space="preserve">    for Index in range(0, len(Database.Papers)):</w:t>
+            </w:r>
+          </w:p>
+          <w:p>
+            <w:pPr>
+              <w:spacing w:after="0" w:before="0"/>
+            </w:pPr>
+            <w:r>
+              <w:rPr>
+                <w:rFonts w:ascii="Courier New" w:hAnsi="Courier New"/>
+                <w:sz w:val="15"/>
+              </w:rPr>
+              <w:t xml:space="preserve">        if Database.Papers[Index].MaxTotal &gt; 0:</w:t>
+            </w:r>
+          </w:p>
+          <w:p>
+            <w:pPr>
+              <w:spacing w:after="0" w:before="0"/>
+            </w:pPr>
+            <w:r>
+              <w:rPr>
+                <w:rFonts w:ascii="Courier New" w:hAnsi="Courier New"/>
+                <w:sz w:val="15"/>
+              </w:rPr>
+              <w:t xml:space="preserve">            Percent = round(Database.Papers[Index].TotalMark * 100 / Database.Papers[Index].MaxTotal)</w:t>
+            </w:r>
+          </w:p>
+          <w:p>
+            <w:pPr>
+              <w:spacing w:after="0" w:before="0"/>
+            </w:pPr>
+            <w:r>
+              <w:rPr>
+                <w:rFonts w:ascii="Courier New" w:hAnsi="Courier New"/>
+                <w:sz w:val="15"/>
+              </w:rPr>
+              <w:t xml:space="preserve">            SubjectIndex = -1</w:t>
+            </w:r>
+          </w:p>
+          <w:p>
+            <w:pPr>
+              <w:spacing w:after="0" w:before="0"/>
+            </w:pPr>
+            <w:r>
+              <w:rPr>
+                <w:rFonts w:ascii="Courier New" w:hAnsi="Courier New"/>
+                <w:sz w:val="15"/>
+              </w:rPr>
+              <w:t xml:space="preserve">            for SearchIndex in range(0, len(Subjects)):</w:t>
+            </w:r>
+          </w:p>
+          <w:p>
+            <w:pPr>
+              <w:spacing w:after="0" w:before="0"/>
+            </w:pPr>
+            <w:r>
+              <w:rPr>
+                <w:rFonts w:ascii="Courier New" w:hAnsi="Courier New"/>
+                <w:sz w:val="15"/>
+              </w:rPr>
+              <w:t xml:space="preserve">                if Subjects[SearchIndex] == Database.Papers[Index].Subject:</w:t>
+            </w:r>
+          </w:p>
+          <w:p>
+            <w:pPr>
+              <w:spacing w:after="0" w:before="0"/>
+            </w:pPr>
+            <w:r>
+              <w:rPr>
+                <w:rFonts w:ascii="Courier New" w:hAnsi="Courier New"/>
+                <w:sz w:val="15"/>
+              </w:rPr>
+              <w:t xml:space="preserve">                    SubjectIndex = SearchIndex</w:t>
+            </w:r>
+          </w:p>
+          <w:p>
+            <w:pPr>
+              <w:spacing w:after="0" w:before="0"/>
+            </w:pPr>
+            <w:r>
+              <w:rPr>
+                <w:rFonts w:ascii="Courier New" w:hAnsi="Courier New"/>
+                <w:sz w:val="15"/>
+              </w:rPr>
+              <w:t xml:space="preserve">            if SubjectIndex == -1:</w:t>
+            </w:r>
+          </w:p>
+          <w:p>
+            <w:pPr>
+              <w:spacing w:after="0" w:before="0"/>
+            </w:pPr>
+            <w:r>
+              <w:rPr>
+                <w:rFonts w:ascii="Courier New" w:hAnsi="Courier New"/>
+                <w:sz w:val="15"/>
+              </w:rPr>
+              <w:t xml:space="preserve">                Subjects.append(Database.Papers[Index].Subject)</w:t>
+            </w:r>
+          </w:p>
+          <w:p>
+            <w:pPr>
+              <w:spacing w:after="0" w:before="0"/>
+            </w:pPr>
+            <w:r>
+              <w:rPr>
+                <w:rFonts w:ascii="Courier New" w:hAnsi="Courier New"/>
+                <w:sz w:val="15"/>
+              </w:rPr>
+              <w:t xml:space="preserve">                PercentTotals.append(0)</w:t>
+            </w:r>
+          </w:p>
+          <w:p>
+            <w:pPr>
+              <w:spacing w:after="0" w:before="0"/>
+            </w:pPr>
+            <w:r>
+              <w:rPr>
+                <w:rFonts w:ascii="Courier New" w:hAnsi="Courier New"/>
+                <w:sz w:val="15"/>
+              </w:rPr>
+              <w:t xml:space="preserve">                PaperCounts.append(0)</w:t>
+            </w:r>
+          </w:p>
+          <w:p>
+            <w:pPr>
+              <w:spacing w:after="0" w:before="0"/>
+            </w:pPr>
+            <w:r>
+              <w:rPr>
+                <w:rFonts w:ascii="Courier New" w:hAnsi="Courier New"/>
+                <w:sz w:val="15"/>
+              </w:rPr>
+              <w:t xml:space="preserve">                SubjectIndex = len(Subjects) - 1</w:t>
+            </w:r>
+          </w:p>
+          <w:p>
+            <w:pPr>
+              <w:spacing w:after="0" w:before="0"/>
+            </w:pPr>
+            <w:r>
+              <w:rPr>
+                <w:rFonts w:ascii="Courier New" w:hAnsi="Courier New"/>
+                <w:sz w:val="15"/>
+              </w:rPr>
+              <w:t xml:space="preserve">            PercentTotals[SubjectIndex] = PercentTotals[SubjectIndex] + Percent</w:t>
+            </w:r>
+          </w:p>
+          <w:p>
+            <w:pPr>
+              <w:spacing w:after="0" w:before="0"/>
+            </w:pPr>
+            <w:r>
+              <w:rPr>
+                <w:rFonts w:ascii="Courier New" w:hAnsi="Courier New"/>
+                <w:sz w:val="15"/>
+              </w:rPr>
+              <w:t xml:space="preserve">            PaperCounts[SubjectIndex] = PaperCounts[SubjectIndex] + 1</w:t>
+            </w:r>
+          </w:p>
+          <w:p>
+            <w:pPr>
+              <w:spacing w:after="0" w:before="0"/>
+            </w:pPr>
+            <w:r>
+              <w:rPr>
+                <w:rFonts w:ascii="Courier New" w:hAnsi="Courier New"/>
+                <w:sz w:val="15"/>
+              </w:rPr>
+              <w:t xml:space="preserve">    if len(Subjects) &gt; 0:</w:t>
+            </w:r>
+          </w:p>
+          <w:p>
+            <w:pPr>
+              <w:spacing w:after="0" w:before="0"/>
+            </w:pPr>
+            <w:r>
+              <w:rPr>
+                <w:rFonts w:ascii="Courier New" w:hAnsi="Courier New"/>
+                <w:sz w:val="15"/>
+              </w:rPr>
+              <w:t xml:space="preserve">        print("Average by subject:")</w:t>
+            </w:r>
+          </w:p>
+          <w:p>
+            <w:pPr>
+              <w:spacing w:after="0" w:before="0"/>
+            </w:pPr>
+            <w:r>
+              <w:rPr>
+                <w:rFonts w:ascii="Courier New" w:hAnsi="Courier New"/>
+                <w:sz w:val="15"/>
+              </w:rPr>
+              <w:t xml:space="preserve">        for Index in range(0, len(Subjects)):</w:t>
+            </w:r>
+          </w:p>
+          <w:p>
+            <w:pPr>
+              <w:spacing w:after="0" w:before="0"/>
+            </w:pPr>
+            <w:r>
+              <w:rPr>
+                <w:rFonts w:ascii="Courier New" w:hAnsi="Courier New"/>
+                <w:sz w:val="15"/>
+              </w:rPr>
+              <w:t xml:space="preserve">            print("  " + Subjects[Index] + ": " + str(PaperCounts[Index]) + " paper(s), average "</w:t>
+            </w:r>
+          </w:p>
+          <w:p>
+            <w:pPr>
+              <w:spacing w:after="0" w:before="0"/>
+            </w:pPr>
+            <w:r>
+              <w:rPr>
+                <w:rFonts w:ascii="Courier New" w:hAnsi="Courier New"/>
+                <w:sz w:val="15"/>
+              </w:rPr>
+              <w:t xml:space="preserve">                  + str(round(PercentTotals[Index] / PaperCounts[Index])) + "%")</w:t>
+            </w:r>
+          </w:p>
+          <w:p>
+            <w:pPr>
+              <w:spacing w:after="0" w:before="0"/>
+            </w:pPr>
+            <w:r>
+              <w:rPr>
+                <w:rFonts w:ascii="Courier New" w:hAnsi="Courier New"/>
+                <w:sz w:val="15"/>
+              </w:rPr>
+            </w:r>
+          </w:p>
+          <w:p>
+            <w:pPr>
+              <w:spacing w:after="0" w:before="0"/>
+            </w:pPr>
+            <w:r>
+              <w:rPr>
+                <w:rFonts w:ascii="Courier New" w:hAnsi="Courier New"/>
+                <w:sz w:val="15"/>
+              </w:rPr>
+            </w:r>
+          </w:p>
+          <w:p>
+            <w:pPr>
+              <w:spacing w:after="0" w:before="0"/>
+            </w:pPr>
+            <w:r>
+              <w:rPr>
+                <w:rFonts w:ascii="Courier New" w:hAnsi="Courier New"/>
+                <w:sz w:val="15"/>
+              </w:rPr>
               <w:t>def DisplayDashboard(Database, Progress):</w:t>
             </w:r>
           </w:p>
@@ -10872,6 +11660,18 @@
                 <w:rFonts w:ascii="Courier New" w:hAnsi="Courier New"/>
                 <w:sz w:val="15"/>
               </w:rPr>
+              <w:t xml:space="preserve">        DisplaySubjectAverages(Database)</w:t>
+            </w:r>
+          </w:p>
+          <w:p>
+            <w:pPr>
+              <w:spacing w:after="0" w:before="0"/>
+            </w:pPr>
+            <w:r>
+              <w:rPr>
+                <w:rFonts w:ascii="Courier New" w:hAnsi="Courier New"/>
+                <w:sz w:val="15"/>
+              </w:rPr>
               <w:t xml:space="preserve">    print("Correction attempts saved:", CountCorrectionAttempts(Database))</w:t>
             </w:r>
           </w:p>
@@ -11795,7 +12595,7 @@
                 <w:rFonts w:ascii="Courier New" w:hAnsi="Courier New"/>
                 <w:sz w:val="15"/>
               </w:rPr>
-              <w:t xml:space="preserve">    # DECLARE ThisAttempt : AttemptRecord</w:t>
+              <w:t xml:space="preserve">    # DECLARE ThisAttempt, LatestAttempt : AttemptRecord</w:t>
             </w:r>
           </w:p>
           <w:p>
@@ -11975,6 +12775,18 @@
                 <w:rFonts w:ascii="Courier New" w:hAnsi="Courier New"/>
                 <w:sz w:val="15"/>
               </w:rPr>
+              <w:t xml:space="preserve">        LatestAttempt = None</w:t>
+            </w:r>
+          </w:p>
+          <w:p>
+            <w:pPr>
+              <w:spacing w:after="0" w:before="0"/>
+            </w:pPr>
+            <w:r>
+              <w:rPr>
+                <w:rFonts w:ascii="Courier New" w:hAnsi="Courier New"/>
+                <w:sz w:val="15"/>
+              </w:rPr>
               <w:t xml:space="preserve">        for AttemptIndex in range(0, len(Database.Attempts)):</w:t>
             </w:r>
           </w:p>
@@ -12048,6 +12860,102 @@
                 <w:sz w:val="15"/>
               </w:rPr>
               <w:t xml:space="preserve">                print("   Attempt " + str(ThisAttempt.AttemptNo) + " - mark " + str(ThisAttempt.EstimatedMark) + " -" + PointSummary)</w:t>
+            </w:r>
+          </w:p>
+          <w:p>
+            <w:pPr>
+              <w:spacing w:after="0" w:before="0"/>
+            </w:pPr>
+            <w:r>
+              <w:rPr>
+                <w:rFonts w:ascii="Courier New" w:hAnsi="Courier New"/>
+                <w:sz w:val="15"/>
+              </w:rPr>
+              <w:t xml:space="preserve">                if LatestAttempt is None or ThisAttempt.AttemptNo &gt; LatestAttempt.AttemptNo:</w:t>
+            </w:r>
+          </w:p>
+          <w:p>
+            <w:pPr>
+              <w:spacing w:after="0" w:before="0"/>
+            </w:pPr>
+            <w:r>
+              <w:rPr>
+                <w:rFonts w:ascii="Courier New" w:hAnsi="Courier New"/>
+                <w:sz w:val="15"/>
+              </w:rPr>
+              <w:t xml:space="preserve">                    LatestAttempt = ThisAttempt</w:t>
+            </w:r>
+          </w:p>
+          <w:p>
+            <w:pPr>
+              <w:spacing w:after="0" w:before="0"/>
+            </w:pPr>
+            <w:r>
+              <w:rPr>
+                <w:rFonts w:ascii="Courier New" w:hAnsi="Courier New"/>
+                <w:sz w:val="15"/>
+              </w:rPr>
+              <w:t xml:space="preserve">        # what the latest attempt still needs, so the question can be revised</w:t>
+            </w:r>
+          </w:p>
+          <w:p>
+            <w:pPr>
+              <w:spacing w:after="0" w:before="0"/>
+            </w:pPr>
+            <w:r>
+              <w:rPr>
+                <w:rFonts w:ascii="Courier New" w:hAnsi="Courier New"/>
+                <w:sz w:val="15"/>
+              </w:rPr>
+              <w:t xml:space="preserve">        if LatestAttempt is not None:</w:t>
+            </w:r>
+          </w:p>
+          <w:p>
+            <w:pPr>
+              <w:spacing w:after="0" w:before="0"/>
+            </w:pPr>
+            <w:r>
+              <w:rPr>
+                <w:rFonts w:ascii="Courier New" w:hAnsi="Courier New"/>
+                <w:sz w:val="15"/>
+              </w:rPr>
+              <w:t xml:space="preserve">            for PointIndex in range(0, len(LatestAttempt.Feedback.Points)):</w:t>
+            </w:r>
+          </w:p>
+          <w:p>
+            <w:pPr>
+              <w:spacing w:after="0" w:before="0"/>
+            </w:pPr>
+            <w:r>
+              <w:rPr>
+                <w:rFonts w:ascii="Courier New" w:hAnsi="Courier New"/>
+                <w:sz w:val="15"/>
+              </w:rPr>
+              <w:t xml:space="preserve">                if LatestAttempt.Feedback.Points[PointIndex].Category != SQRecords.CategoryClearlyCorrect:</w:t>
+            </w:r>
+          </w:p>
+          <w:p>
+            <w:pPr>
+              <w:spacing w:after="0" w:before="0"/>
+            </w:pPr>
+            <w:r>
+              <w:rPr>
+                <w:rFonts w:ascii="Courier New" w:hAnsi="Courier New"/>
+                <w:sz w:val="15"/>
+              </w:rPr>
+              <w:t xml:space="preserve">                    print("   To improve - " + LatestAttempt.Feedback.Points[PointIndex].PointID + ": "</w:t>
+            </w:r>
+          </w:p>
+          <w:p>
+            <w:pPr>
+              <w:spacing w:after="0" w:before="0"/>
+            </w:pPr>
+            <w:r>
+              <w:rPr>
+                <w:rFonts w:ascii="Courier New" w:hAnsi="Courier New"/>
+                <w:sz w:val="15"/>
+              </w:rPr>
+              <w:t xml:space="preserve">                          + LatestAttempt.Feedback.Points[PointIndex].Explanation)</w:t>
             </w:r>
           </w:p>
           <w:p>
@@ -13212,7 +14120,7 @@
                 <w:b w:val="0"/>
                 <w:sz w:val="18"/>
               </w:rPr>
-              <w:t>Abnormal: question 2(b), correction uploaded as a photo (Sample_Answer_Q3.png)</w:t>
+              <w:t>Abnormal: question 2(b), photo of a correction (Sample_Answer_Q3.png) with the offline demo marker</w:t>
             </w:r>
           </w:p>
         </w:tc>
@@ -13244,91 +14152,7 @@
                 <w:b w:val="0"/>
                 <w:sz w:val="18"/>
               </w:rPr>
-              <w:t>"The answer could not be matched with certainty, so this question is flagged for review." / "Estimated mark: 0 / 2 -&gt; 0 / 2"; NeedsReview = TRUE</w:t>
-            </w:r>
-          </w:p>
-        </w:tc>
-      </w:tr>
-      <w:tr>
-        <w:tc>
-          <w:tcPr>
-            <w:tcW w:type="dxa" w:w="2094"/>
-            <w:vMerge w:val="restart"/>
-          </w:tcPr>
-          <w:p>
-            <w:r/>
-            <w:r>
-              <w:rPr>
-                <w:rFonts w:ascii="Times New Roman" w:hAnsi="Times New Roman"/>
-                <w:b/>
-                <w:sz w:val="18"/>
-              </w:rPr>
-              <w:t>Choose the question to correct</w:t>
-            </w:r>
-          </w:p>
-        </w:tc>
-        <w:tc>
-          <w:tcPr>
-            <w:tcW w:type="dxa" w:w="2094"/>
-            <w:vMerge w:val="restart"/>
-          </w:tcPr>
-          <w:p>
-            <w:r/>
-            <w:r>
-              <w:rPr>
-                <w:rFonts w:ascii="Times New Roman" w:hAnsi="Times New Roman"/>
-                <w:b w:val="0"/>
-                <w:sz w:val="18"/>
-              </w:rPr>
-              <w:t>To check that invalid choices are rejected with clear messages.</w:t>
-            </w:r>
-          </w:p>
-        </w:tc>
-        <w:tc>
-          <w:tcPr>
-            <w:tcW w:type="dxa" w:w="2094"/>
-          </w:tcPr>
-          <w:p>
-            <w:r/>
-            <w:r>
-              <w:rPr>
-                <w:rFonts w:ascii="Times New Roman" w:hAnsi="Times New Roman"/>
-                <w:b w:val="0"/>
-                <w:sz w:val="18"/>
-              </w:rPr>
-              <w:t>Abnormal: question number 7 (not in the paper)</w:t>
-            </w:r>
-          </w:p>
-        </w:tc>
-        <w:tc>
-          <w:tcPr>
-            <w:tcW w:type="dxa" w:w="2094"/>
-          </w:tcPr>
-          <w:p>
-            <w:r/>
-            <w:r>
-              <w:rPr>
-                <w:rFonts w:ascii="Times New Roman" w:hAnsi="Times New Roman"/>
-                <w:b w:val="0"/>
-                <w:sz w:val="18"/>
-              </w:rPr>
-              <w:t>Error message; the question number is asked for again</w:t>
-            </w:r>
-          </w:p>
-        </w:tc>
-        <w:tc>
-          <w:tcPr>
-            <w:tcW w:type="dxa" w:w="2094"/>
-          </w:tcPr>
-          <w:p>
-            <w:r/>
-            <w:r>
-              <w:rPr>
-                <w:rFonts w:ascii="Times New Roman" w:hAnsi="Times New Roman"/>
-                <w:b w:val="0"/>
-                <w:sz w:val="18"/>
-              </w:rPr>
-              <w:t>"Question 7 is not in this paper."</w:t>
+              <w:t>"Without an AI service the photo cannot be read, so the correction will be flagged for review." / "The answer could not be matched with certainty, so this question is flagged for review." / "Estimated mark: 0 / 2 -&gt; 0 / 2"; NeedsReview = TRUE</w:t>
             </w:r>
           </w:p>
         </w:tc>
@@ -13360,7 +14184,7 @@
                 <w:b w:val="0"/>
                 <w:sz w:val="18"/>
               </w:rPr>
-              <w:t>Abnormal: "maybe" for the Y/N question</w:t>
+              <w:t>Normal: question 2(b), photo of a handwritten correction; test AI server that reads images</w:t>
             </w:r>
           </w:p>
         </w:tc>
@@ -13376,7 +14200,7 @@
                 <w:b w:val="0"/>
                 <w:sz w:val="18"/>
               </w:rPr>
-              <w:t>Error message; asked again</w:t>
+              <w:t>The photo is read by the AI (Document Processing Module) and the correction is marked: 0 / 2 -&gt; 2 / 2</w:t>
             </w:r>
           </w:p>
         </w:tc>
@@ -13392,7 +14216,91 @@
                 <w:b w:val="0"/>
                 <w:sz w:val="18"/>
               </w:rPr>
-              <w:t>"Please type Y or N."</w:t>
+              <w:t>"Read from the photo: The rate of reaction increases at a higher temperature because more particles have energy greater than or equal to the activation energy." / "Estimated mark: 0 / 2 -&gt; 2 / 2"</w:t>
+            </w:r>
+          </w:p>
+        </w:tc>
+      </w:tr>
+      <w:tr>
+        <w:tc>
+          <w:tcPr>
+            <w:tcW w:type="dxa" w:w="2094"/>
+            <w:vMerge w:val="restart"/>
+          </w:tcPr>
+          <w:p>
+            <w:r/>
+            <w:r>
+              <w:rPr>
+                <w:rFonts w:ascii="Times New Roman" w:hAnsi="Times New Roman"/>
+                <w:b/>
+                <w:sz w:val="18"/>
+              </w:rPr>
+              <w:t>Choose the question to correct</w:t>
+            </w:r>
+          </w:p>
+        </w:tc>
+        <w:tc>
+          <w:tcPr>
+            <w:tcW w:type="dxa" w:w="2094"/>
+            <w:vMerge w:val="restart"/>
+          </w:tcPr>
+          <w:p>
+            <w:r/>
+            <w:r>
+              <w:rPr>
+                <w:rFonts w:ascii="Times New Roman" w:hAnsi="Times New Roman"/>
+                <w:b w:val="0"/>
+                <w:sz w:val="18"/>
+              </w:rPr>
+              <w:t>To check that invalid choices are rejected with clear messages.</w:t>
+            </w:r>
+          </w:p>
+        </w:tc>
+        <w:tc>
+          <w:tcPr>
+            <w:tcW w:type="dxa" w:w="2094"/>
+          </w:tcPr>
+          <w:p>
+            <w:r/>
+            <w:r>
+              <w:rPr>
+                <w:rFonts w:ascii="Times New Roman" w:hAnsi="Times New Roman"/>
+                <w:b w:val="0"/>
+                <w:sz w:val="18"/>
+              </w:rPr>
+              <w:t>Abnormal: question number 7 (not in the paper)</w:t>
+            </w:r>
+          </w:p>
+        </w:tc>
+        <w:tc>
+          <w:tcPr>
+            <w:tcW w:type="dxa" w:w="2094"/>
+          </w:tcPr>
+          <w:p>
+            <w:r/>
+            <w:r>
+              <w:rPr>
+                <w:rFonts w:ascii="Times New Roman" w:hAnsi="Times New Roman"/>
+                <w:b w:val="0"/>
+                <w:sz w:val="18"/>
+              </w:rPr>
+              <w:t>Error message; the question number is asked for again</w:t>
+            </w:r>
+          </w:p>
+        </w:tc>
+        <w:tc>
+          <w:tcPr>
+            <w:tcW w:type="dxa" w:w="2094"/>
+          </w:tcPr>
+          <w:p>
+            <w:r/>
+            <w:r>
+              <w:rPr>
+                <w:rFonts w:ascii="Times New Roman" w:hAnsi="Times New Roman"/>
+                <w:b w:val="0"/>
+                <w:sz w:val="18"/>
+              </w:rPr>
+              <w:t>"Question 7 is not in this paper."</w:t>
             </w:r>
           </w:p>
         </w:tc>
@@ -13424,6 +14332,70 @@
                 <w:b w:val="0"/>
                 <w:sz w:val="18"/>
               </w:rPr>
+              <w:t>Abnormal: "maybe" for the Y/N question</w:t>
+            </w:r>
+          </w:p>
+        </w:tc>
+        <w:tc>
+          <w:tcPr>
+            <w:tcW w:type="dxa" w:w="2094"/>
+          </w:tcPr>
+          <w:p>
+            <w:r/>
+            <w:r>
+              <w:rPr>
+                <w:rFonts w:ascii="Times New Roman" w:hAnsi="Times New Roman"/>
+                <w:b w:val="0"/>
+                <w:sz w:val="18"/>
+              </w:rPr>
+              <w:t>Error message; asked again</w:t>
+            </w:r>
+          </w:p>
+        </w:tc>
+        <w:tc>
+          <w:tcPr>
+            <w:tcW w:type="dxa" w:w="2094"/>
+          </w:tcPr>
+          <w:p>
+            <w:r/>
+            <w:r>
+              <w:rPr>
+                <w:rFonts w:ascii="Times New Roman" w:hAnsi="Times New Roman"/>
+                <w:b w:val="0"/>
+                <w:sz w:val="18"/>
+              </w:rPr>
+              <w:t>"Please type Y or N."</w:t>
+            </w:r>
+          </w:p>
+        </w:tc>
+      </w:tr>
+      <w:tr>
+        <w:tc>
+          <w:tcPr>
+            <w:tcW w:type="dxa" w:w="2094"/>
+            <w:vMerge/>
+          </w:tcPr>
+          <w:p/>
+        </w:tc>
+        <w:tc>
+          <w:tcPr>
+            <w:tcW w:type="dxa" w:w="2094"/>
+            <w:vMerge/>
+          </w:tcPr>
+          <w:p/>
+        </w:tc>
+        <w:tc>
+          <w:tcPr>
+            <w:tcW w:type="dxa" w:w="2094"/>
+          </w:tcPr>
+          <w:p>
+            <w:r/>
+            <w:r>
+              <w:rPr>
+                <w:rFonts w:ascii="Times New Roman" w:hAnsi="Times New Roman"/>
+                <w:b w:val="0"/>
+                <w:sz w:val="18"/>
+              </w:rPr>
               <w:t>Boundary: Enter pressed straight away, so the corrected answer is empty</w:t>
             </w:r>
           </w:p>
@@ -13540,7 +14512,7 @@
                 <w:b w:val="0"/>
                 <w:sz w:val="18"/>
               </w:rPr>
-              <w:t>"2026-10-11 08:43  9701/22/M/J/23  Chemistry (9701)  3 / 10  (30%)" / "Correction attempts saved: 1" / "Mistake notebook entries: 4"</w:t>
+              <w:t>"2026-10-11 09:10  9701/22/M/J/23  Chemistry (9701)  3 / 10  (30%)" / "Correction attempts saved: 1" / "Mistake notebook entries: 4"</w:t>
             </w:r>
           </w:p>
         </w:tc>
